--- a/Final_Project_Report.docx
+++ b/Final_Project_Report.docx
@@ -2083,7 +2083,7 @@
         <w:spacing w:after="160"/>
       </w:pPr>
       <w:r>
-        <w:t xml:space="preserve">The pipeline was previously untested against malformed or unusual input. A dedicated test suite (test_edge_cases.py, 23 tests, all passing) now exercises empty text, whitespace-only text, emoji-only text, punctuation/number-only text, non-English and mixed-language text, single-character and single-word text, and extremely long text (~5,000 words). None of these cause the pipeline to crash.</w:t>
+        <w:t>The pipeline was previously untested against malformed or unusual input. A dedicated test suite (test_edge_cases.py, 40 tests, all passing) now exercises empty text, whitespace-only text, emoji-only text, punctuation/number-only text, non-English and mixed-language text, single-character and single-word text, and extremely long text (~5,000 words). None of these cause the pipeline to crash.</w:t>
       </w:r>
     </w:p>
     <w:p>
@@ -2139,6 +2139,112 @@
       </w:pPr>
       <w:r>
         <w:t xml:space="preserve">Non-English text does not crash the pipeline and, when mixed with English words, still finds partial signal from the English vocabulary. Purely non-English text is expected to produce low-signal, unreliable predictions, since the model was trained on the English subset only (Section 4) — this is documented as a known limitation rather than something the test suite tries to fix.</w:t>
+      </w:r>
+    </w:p>
+    <w:p>
+      <w:pPr>
+        <w:pStyle w:val="Heading2"/>
+        <w:spacing w:after="120" w:before="240"/>
+      </w:pPr>
+      <w:r>
+        <w:t>8.1 Test coverage and error boundaries</w:t>
+      </w:r>
+    </w:p>
+    <w:p>
+      <w:pPr>
+        <w:spacing w:after="160"/>
+      </w:pPr>
+      <w:r>
+        <w:t>The 40 unit tests in test_edge_cases.py verify robustness, not accuracy: they check that unusual input never crashes the pipeline, that every result has the documented shape (a valid priority and department label, confidences between 0 and 1, and a boolean insufficient_text flag), and that bugs found earlier stay fixed. Model accuracy is evaluated separately on a held-out split (Section 12). The tests load the trained models, so they are run from the project root with python test_edge_cases.py or python -m pytest test_edge_cases.py -v. A second file, test_merge_corrections.py (10 tests), covers the feedback-merge script: a missing corrections file or missing columns, and blank, invalid-label, duplicate and already-present rows being dropped, merged priorities being marked unverified, and re-runs not double-counting. It uses temporary CSVs and does not need the trained models. Together the two files hold 50 unit tests, all passing.</w:t>
+      </w:r>
+    </w:p>
+    <w:p>
+      <w:pPr>
+        <w:pStyle w:val="ListParagraph"/>
+        <w:numPr>
+          <w:ilvl w:val="0"/>
+          <w:numId w:val="2"/>
+        </w:numPr>
+        <w:spacing w:after="80"/>
+      </w:pPr>
+      <w:r>
+        <w:t>Empty and no-signal input (empty, whitespace, punctuation-only, digits-only, year-only, single character): must be flagged insufficient_text with confidence 0.0. Guards against the earlier false confidence of about 79%.</w:t>
+      </w:r>
+    </w:p>
+    <w:p>
+      <w:pPr>
+        <w:pStyle w:val="ListParagraph"/>
+        <w:numPr>
+          <w:ilvl w:val="0"/>
+          <w:numId w:val="2"/>
+        </w:numPr>
+        <w:spacing w:after="80"/>
+      </w:pPr>
+      <w:r>
+        <w:t>Emoji and non-English text: no crash; emoji mixed with real words is not flagged; mixed-language text keeps partial signal from its English words.</w:t>
+      </w:r>
+    </w:p>
+    <w:p>
+      <w:pPr>
+        <w:pStyle w:val="ListParagraph"/>
+        <w:numPr>
+          <w:ilvl w:val="0"/>
+          <w:numId w:val="2"/>
+        </w:numPr>
+        <w:spacing w:after="80"/>
+      </w:pPr>
+      <w:r>
+        <w:t>Very long and very short text: a ~5,000-word ticket and single-word tickets are handled; the extracted topic is capped at 150 characters and the draft response stays a reasonable size.</w:t>
+      </w:r>
+    </w:p>
+    <w:p>
+      <w:pPr>
+        <w:pStyle w:val="ListParagraph"/>
+        <w:numPr>
+          <w:ilvl w:val="0"/>
+          <w:numId w:val="2"/>
+        </w:numPr>
+        <w:spacing w:after="80"/>
+      </w:pPr>
+      <w:r>
+        <w:t>HTML, script and URL content: markup is stripped before text is quoted in a draft, and a bare URL is rejected as a topic.</w:t>
+      </w:r>
+    </w:p>
+    <w:p>
+      <w:pPr>
+        <w:pStyle w:val="ListParagraph"/>
+        <w:numPr>
+          <w:ilvl w:val="0"/>
+          <w:numId w:val="2"/>
+        </w:numPr>
+        <w:spacing w:after="80"/>
+      </w:pPr>
+      <w:r>
+        <w:t>PII redaction: emails, phone numbers, card numbers and order/reference numbers are each masked; unrelated numbers are left alone; no raw PII appears in a draft response; an email containing a period is no longer cut in half before masking.</w:t>
+      </w:r>
+    </w:p>
+    <w:p>
+      <w:pPr>
+        <w:spacing w:after="160"/>
+      </w:pPr>
+      <w:r>
+        <w:t>Error boundaries are placed at the point where each problem can first be detected. In the prediction module, clean_text normalises any string and has_signal detects text with no usable vocabulary, so predict_ticket_with_confidence never raises on odd input and reports insufficient_text with zero confidence instead. extract_topic sanitises everything that is echoed into a draft (PII masking first, then tag and placeholder stripping, URL rejection and length capping). In the app, blank input is stopped before the pipeline runs, insufficient text shows an error banner, and confidence below the 0.60 threshold shows a plain-language warning without the number. In the data tooling, merge_corrections.py raises a ValueError if the corrections file is missing expected columns and drops (and counts) rows with blank text, invalid labels or duplicates, and train_model_v3.py fails loudly rather than training on a malformed CSV.</w:t>
+      </w:r>
+    </w:p>
+    <w:p>
+      <w:pPr>
+        <w:spacing w:after="160"/>
+      </w:pPr>
+      <w:r>
+        <w:t>Not covered by automated tests: the Streamlit interface itself (checked manually), merge_corrections.py and the training script (checked by running them), and concurrent writes to corrections.csv (the log is single-user safe only). Free-text names and addresses are not detected by the PII redaction (Section 10).</w:t>
+      </w:r>
+    </w:p>
+    <w:p>
+      <w:pPr>
+        <w:spacing w:after="160"/>
+      </w:pPr>
+      <w:r>
+        <w:t>Interfaces and data formats: the project has no REST API or database server. Its programmatic interface is the set of Python functions in predict_demo.py and pii_redaction.py, and its stored data is held in CSV and pickle files. The function reference, the CSV column schemas and the full error-boundary table are documented in README.md.</w:t>
       </w:r>
     </w:p>
     <w:p>
